--- a/Projetos/Vestibular/semanas-ate-a-fgv.docx
+++ b/Projetos/Vestibular/semanas-ate-a-fgv.docx
@@ -1,6 +1,6 @@
 
 <file path=word/document.xml><?xml version="1.0" encoding="utf-8"?>
-<w:document xmlns:w="http://schemas.openxmlformats.org/wordprocessingml/2006/main">
+<w:document xmlns:w="http://schemas.openxmlformats.org/wordprocessingml/2006/main" xmlns:r="http://schemas.openxmlformats.org/officeDocument/2006/relationships">
   <w:body>
     <w:p>
       <w:pPr>
@@ -2938,7 +2938,7 @@
 </file>
 
 <file path=word/styles.xml><?xml version="1.0" encoding="utf-8"?>
-<w:styles xmlns:w="http://schemas.openxmlformats.org/wordprocessingml/2006/main">
+<w:styles xmlns:w="http://schemas.openxmlformats.org/wordprocessingml/2006/main" xmlns:r="http://schemas.openxmlformats.org/officeDocument/2006/relationships">
   <w:docDefaults>
     <w:rPrDefault>
       <w:rPr>
